--- a/docs/分布式提交文档/补充说明文档.docx
+++ b/docs/分布式提交文档/补充说明文档.docx
@@ -47,10 +47,41 @@
           <w:ilvl w:val="0"/>
           <w:numId w:val="1"/>
         </w:numPr>
+      </w:pPr>
+      <w:r>
+        <w:t>组员王子安，学号2023302111165，</w:t>
+      </w:r>
+      <w:proofErr w:type="spellStart"/>
+      <w:r>
+        <w:t>gittub</w:t>
+      </w:r>
+      <w:proofErr w:type="spellEnd"/>
+      <w:r>
+        <w:t>用户名wangzian12306的所有</w:t>
+      </w:r>
+      <w:proofErr w:type="spellStart"/>
+      <w:r>
+        <w:t>git</w:t>
+      </w:r>
+      <w:r>
         <w:rPr>
           <w:rFonts w:hint="eastAsia"/>
         </w:rPr>
-      </w:pPr>
+        <w:t>h</w:t>
+      </w:r>
+      <w:r>
+        <w:t>ub</w:t>
+      </w:r>
+      <w:proofErr w:type="spellEnd"/>
+      <w:r>
+        <w:t>提交由于本地用户名邮箱绑定错误，本项目中无法看见本人的贡献，但是可以在fork记录中看见我的fork提交合并记录</w:t>
+      </w:r>
+      <w:r>
+        <w:rPr>
+          <w:rFonts w:hint="eastAsia"/>
+        </w:rPr>
+        <w:t>,其他组员可证明其本学期在大作业上深度参与。</w:t>
+      </w:r>
     </w:p>
     <w:sectPr>
       <w:pgSz w:w="11906" w:h="16838"/>
